--- a/The Dolphins' View of History/chapters/41 - A Fractured Present - Democracy, Authoritarianism, and the Information Age.docx
+++ b/The Dolphins' View of History/chapters/41 - A Fractured Present - Democracy, Authoritarianism, and the Information Age.docx
@@ -42,7 +42,7 @@
         <w:spacing w:after="200"/>
       </w:pPr>
       <w:r>
-        <w:t xml:space="preserve">Freedom House, the organization most often cited for these annual surveys, recorded a net decline in global political rights and civil liberties every single year from 2006 onward, a streak unbroken for close to two decades by the time this book was written — long enough that an entire generation of political scientists has spent its career studying backsliding instead of the steady consolidation the 1990s mood assumed would be the field's real subject.</w:t>
+        <w:t xml:space="preserve">Freedom House, the organization most often cited for these annual surveys, recorded a net decline in global political rights and civil liberties every single year from 2006 onward, a streak unbroken for close to two decades at the time of writing — long enough that an entire generation of political scientists has spent its career studying backsliding instead of the steady consolidation the 1990s mood assumed would be the field's real subject.</w:t>
       </w:r>
     </w:p>
     <w:p>
